--- a/docs/files/f70_文雪_山东大学_普瑞均胜_采购实习生（采购）.docx
+++ b/docs/files/f70_文雪_山东大学_普瑞均胜_采购实习生（采购）.docx
@@ -3387,7 +3387,7 @@
                 <w:b w:val="0"/>
                 <w:sz w:val="21"/>
               </w:rPr>
-              <w:t>：Excel（数据透视表、VLOOKUP、函数、图表可视化）、Python（pandas/matplotlib）、R、SPSS、SQL（Hive查询），累计处理4.5万+条业务数据</w:t>
+              <w:t>：Excel（数据透视表、VLOOKUP、函数、图表可视化）、Python（pandas/matplotlib）、R、SPSS，累计处理4.5万+条业务数据</w:t>
             </w:r>
           </w:p>
           <w:p>
